--- a/Assignment 1/word/zh/TP53_Report_ZH.docx
+++ b/Assignment 1/word/zh/TP53_Report_ZH.docx
@@ -232,7 +232,7 @@
         <w:t>图 1.</w:t>
       </w:r>
       <w:r>
-        <w:t xml:space="preserve"> 六种 p53 直系同源序列的多重比对。 每个格子按该比对列的保守性着色（越深越保守），米色格子为比对空位。DBD 明显比两端区域更暗。六条序列由 Clustal Omega 比对。</w:t>
+        <w:t xml:space="preserve"> 六种 p53 直系同源序列的多重比对。 每个格子按该比对列的保守性着色（越深越保守），米色格子为比对空位。DBD 明显比两端区域更暗；灰色块为其余残基。六条序列由 Clustal Omega 比对。</w:t>
       </w:r>
     </w:p>
     <w:p>
@@ -286,7 +286,7 @@
         <w:t>图 2.</w:t>
       </w:r>
       <w:r>
-        <w:t xml:space="preserve"> 跨物种与跨结构域的保守性。 (a) Clustal Omega 指导树。(b) 与人 p53 的全长一致性及 DBD 内一致性。(c) 各结构域的保守性分布。</w:t>
+        <w:t xml:space="preserve"> 跨物种与不同区域的保守性。 (a) Clustal Omega 指导树。(b) 与人 p53 的全长一致性及 DBD 内一致性。(c) 各 UniProt 功能区域（TAD、DBD、TET）及其余残基的保守性分布。</w:t>
       </w:r>
     </w:p>
     <w:p>
@@ -1663,7 +1663,7 @@
         <w:t>图 4.</w:t>
       </w:r>
       <w:r>
-        <w:t xml:space="preserve"> p53 沿序列的保守性与突变密度。 上：逐残基保守性，阴影为 DBD；下：各密码子的错义突变数（对数坐标），热点标红；最下方为结构域示意图。</w:t>
+        <w:t xml:space="preserve"> p53 沿序列的保守性与突变密度。 上：逐残基保守性，阴影为 DBD；下：各密码子的错义突变数（对数坐标），热点标红；最下方为 UniProt 功能区域示意；灰色块为其余残基。</w:t>
       </w:r>
     </w:p>
     <w:p>
@@ -1987,7 +1987,7 @@
         <w:pStyle w:val="BodyText"/>
       </w:pPr>
       <w:r>
-        <w:t xml:space="preserve">结构域边界采用以 UniProt 为锚的划分：DBD 102–292 与 TET 325–356 取自 UniProt </w:t>
+        <w:t>本文不强行采用连续的结构域划分，而是直接使用 UniProt 的功能注释</w:t>
       </w:r>
       <w:hyperlink w:anchor="_Ref_uniprot2025">
         <w:r>
@@ -1998,7 +1998,7 @@
         </w:r>
       </w:hyperlink>
       <w:r>
-        <w:t>；TAD1（1–40）与 TAD2（41–60）沿用常规示意，PRD（61–101）覆盖富含脯氨酸区域及其至 DBD 起点之间的相邻片段，Linker（293–324）与 CTD（357–393）补齐其余区域。1TUP 解析的核心结构域</w:t>
+        <w:t>：TAD 1–44（转录激活）、DBD 102–292（DNA 结合）与 TET 325–356（寡聚化）；其余残基统一归为 Other。TADI（17–25）、TADII（48–56）、富含脯氨酸区（69–90）、NLS（305–321）与 NES（339–350）是该图谱中标注的基序，不作为独立结构域；其中 TADII 按 UniProt 注释位于 1–44 的 TAD 之外。1TUP 解析的核心结构域</w:t>
       </w:r>
       <w:hyperlink w:anchor="_Ref_cho1994">
         <w:r>

--- a/Assignment 1/word/zh/TP53_Report_ZH.docx
+++ b/Assignment 1/word/zh/TP53_Report_ZH.docx
@@ -1987,7 +1987,7 @@
         <w:pStyle w:val="BodyText"/>
       </w:pPr>
       <w:r>
-        <w:t>本文不强行采用连续的结构域划分，而是直接使用 UniProt 的功能注释</w:t>
+        <w:t>本文采用 UniProt 的功能注释进行结构域划分</w:t>
       </w:r>
       <w:hyperlink w:anchor="_Ref_uniprot2025">
         <w:r>
@@ -1998,7 +1998,7 @@
         </w:r>
       </w:hyperlink>
       <w:r>
-        <w:t>：TAD 1–44（转录激活）、DBD 102–292（DNA 结合）与 TET 325–356（寡聚化）；其余残基统一归为 Other。TADI（17–25）、TADII（48–56）、富含脯氨酸区（69–90）、NLS（305–321）与 NES（339–350）是该图谱中标注的基序，不作为独立结构域；其中 TADII 按 UniProt 注释位于 1–44 的 TAD 之外。1TUP 解析的核心结构域</w:t>
+        <w:t>：TAD 1–44（转录激活）、DBD 102–292（DNA 结合）与 TET 325–356（寡聚化）；其余残基统一归为 Other。1TUP 解析的核心结构域</w:t>
       </w:r>
       <w:hyperlink w:anchor="_Ref_cho1994">
         <w:r>
